--- a/vn-officecli/templates/to_trinh_mau.docx
+++ b/vn-officecli/templates/to_trinh_mau.docx
@@ -20,14 +20,23 @@
       </w:tblGrid>
       <w:tr>
         <w:tc>
-          <w:p/>
-          <w:p>
-            <w:pPr>
-              <w:spacing w:line="276" w:lineRule="auto"/>
-              <w:jc w:val="center"/>
-            </w:pPr>
-            <w:r>
-              <w:rPr>
+          <w:p>
+            <w:pPr>
+              <w:spacing w:before="20" w:after="20" w:line="240" w:lineRule="auto"/>
+              <w:rPr>
+                <w:rFonts w:ascii="Times New Roman" w:hAnsi="Times New Roman" w:eastAsia="Times New Roman"/>
+                <w:sz w:val="24"/>
+              </w:rPr>
+            </w:pPr>
+          </w:p>
+          <w:p>
+            <w:pPr>
+              <w:spacing w:before="20" w:after="20" w:line="240" w:lineRule="auto"/>
+              <w:jc w:val="center"/>
+            </w:pPr>
+            <w:r>
+              <w:rPr>
+                <w:rFonts w:ascii="Times New Roman" w:hAnsi="Times New Roman" w:eastAsia="Times New Roman"/>
                 <w:sz w:val="24"/>
               </w:rPr>
               <w:t xml:space="preserve">CÔNG TY CỔ PHẦN TẬP ĐOÀN ABC</w:t>
@@ -35,11 +44,12 @@
           </w:p>
           <w:p>
             <w:pPr>
-              <w:spacing w:line="276" w:lineRule="auto"/>
-              <w:jc w:val="center"/>
-            </w:pPr>
-            <w:r>
-              <w:rPr>
+              <w:spacing w:before="20" w:after="20" w:line="240" w:lineRule="auto"/>
+              <w:jc w:val="center"/>
+            </w:pPr>
+            <w:r>
+              <w:rPr>
+                <w:rFonts w:ascii="Times New Roman" w:hAnsi="Times New Roman" w:eastAsia="Times New Roman"/>
                 <w:b/>
                 <w:sz w:val="24"/>
               </w:rPr>
@@ -48,11 +58,12 @@
           </w:p>
           <w:p>
             <w:pPr>
-              <w:spacing w:line="276" w:lineRule="auto"/>
-              <w:jc w:val="center"/>
-            </w:pPr>
-            <w:r>
-              <w:rPr>
+              <w:spacing w:before="20" w:after="20" w:line="240" w:lineRule="auto"/>
+              <w:jc w:val="center"/>
+            </w:pPr>
+            <w:r>
+              <w:rPr>
+                <w:rFonts w:ascii="Times New Roman" w:hAnsi="Times New Roman" w:eastAsia="Times New Roman"/>
                 <w:sz w:val="24"/>
               </w:rPr>
               <w:t xml:space="preserve">Số: 01/TTr-KHCL</w:t>
@@ -60,14 +71,23 @@
           </w:p>
         </w:tc>
         <w:tc>
-          <w:p/>
-          <w:p>
-            <w:pPr>
-              <w:spacing w:line="276" w:lineRule="auto"/>
-              <w:jc w:val="center"/>
-            </w:pPr>
-            <w:r>
-              <w:rPr>
+          <w:p>
+            <w:pPr>
+              <w:spacing w:before="20" w:after="20" w:line="240" w:lineRule="auto"/>
+              <w:rPr>
+                <w:rFonts w:ascii="Times New Roman" w:hAnsi="Times New Roman" w:eastAsia="Times New Roman"/>
+                <w:sz w:val="24"/>
+              </w:rPr>
+            </w:pPr>
+          </w:p>
+          <w:p>
+            <w:pPr>
+              <w:spacing w:before="20" w:after="20" w:line="240" w:lineRule="auto"/>
+              <w:jc w:val="center"/>
+            </w:pPr>
+            <w:r>
+              <w:rPr>
+                <w:rFonts w:ascii="Times New Roman" w:hAnsi="Times New Roman" w:eastAsia="Times New Roman"/>
                 <w:b/>
                 <w:sz w:val="24"/>
               </w:rPr>
@@ -76,26 +96,28 @@
           </w:p>
           <w:p>
             <w:pPr>
-              <w:spacing w:line="276" w:lineRule="auto"/>
-              <w:jc w:val="center"/>
-            </w:pPr>
-            <w:r>
-              <w:rPr>
+              <w:spacing w:before="20" w:after="20" w:line="240" w:lineRule="auto"/>
+              <w:jc w:val="center"/>
+            </w:pPr>
+            <w:r>
+              <w:rPr>
+                <w:rFonts w:ascii="Times New Roman" w:hAnsi="Times New Roman" w:eastAsia="Times New Roman"/>
                 <w:b/>
-                <w:sz w:val="26"/>
+                <w:sz w:val="24"/>
               </w:rPr>
               <w:t xml:space="preserve">Độc lập - Tự do - Hạnh phúc</w:t>
             </w:r>
           </w:p>
           <w:p>
             <w:pPr>
-              <w:spacing w:line="276" w:lineRule="auto"/>
-              <w:jc w:val="center"/>
-            </w:pPr>
-            <w:r>
-              <w:rPr>
+              <w:spacing w:before="20" w:after="20" w:line="240" w:lineRule="auto"/>
+              <w:jc w:val="center"/>
+            </w:pPr>
+            <w:r>
+              <w:rPr>
+                <w:rFonts w:ascii="Times New Roman" w:hAnsi="Times New Roman" w:eastAsia="Times New Roman"/>
                 <w:i/>
-                <w:sz w:val="26"/>
+                <w:sz w:val="24"/>
               </w:rPr>
               <w:t xml:space="preserve">Hà Nội, ngày 01 tháng 09 năm 2026</w:t>
             </w:r>
@@ -105,24 +127,28 @@
     </w:tbl>
     <w:p>
       <w:pPr>
-        <w:spacing w:before="360" w:after="120"/>
+        <w:spacing w:before="60" w:after="120" w:line="312" w:lineRule="auto"/>
+        <w:ind w:firstLine="709"/>
+        <w:jc w:val="both"/>
+      </w:pPr>
+      <w:r>
+        <w:rPr>
+          <w:rFonts w:ascii="Times New Roman" w:hAnsi="Times New Roman" w:eastAsia="Times New Roman"/>
+          <w:b/>
+          <w:sz w:val="26"/>
+        </w:rPr>
+        <w:t xml:space="preserve">TỜ TRÌNH</w:t>
+      </w:r>
+    </w:p>
+    <w:p>
+      <w:pPr>
+        <w:spacing w:before="40" w:after="280"/>
+        <w:ind w:firstLine="0"/>
         <w:jc w:val="center"/>
       </w:pPr>
       <w:r>
         <w:rPr>
-          <w:b/>
-          <w:sz w:val="32"/>
-        </w:rPr>
-        <w:t xml:space="preserve">TỜ TRÌNH</w:t>
-      </w:r>
-    </w:p>
-    <w:p>
-      <w:pPr>
-        <w:spacing w:after="280"/>
-        <w:jc w:val="center"/>
-      </w:pPr>
-      <w:r>
-        <w:rPr>
+          <w:rFonts w:ascii="Times New Roman" w:hAnsi="Times New Roman" w:eastAsia="Times New Roman"/>
           <w:b/>
           <w:i/>
           <w:sz w:val="26"/>
@@ -132,39 +158,17 @@
     </w:p>
     <w:p>
       <w:pPr>
-        <w:spacing w:after="240"/>
-      </w:pPr>
-      <w:r>
-        <w:rPr>
-          <w:b/>
-          <w:sz w:val="26"/>
-        </w:rPr>
-        <w:t xml:space="preserve">Kính gửi: Hội đồng Quản trị / Ban Tổng Giám đốc Công ty</w:t>
-      </w:r>
-    </w:p>
-    <w:p>
-      <w:pPr>
         <w:spacing w:before="60" w:after="120" w:line="312" w:lineRule="auto"/>
         <w:ind w:firstLine="709"/>
         <w:jc w:val="both"/>
       </w:pPr>
       <w:r>
         <w:rPr>
-          <w:sz w:val="26"/>
-        </w:rPr>
-        <w:t xml:space="preserve">Căn cứ vào định hướng chiến lược phát triển và tình hình hoạt động sản xuất kinh doanh thực tế của Công ty; căn cứ vào chức năng, nhiệm vụ được giao, PHÒNG KẾ HOẠCH &amp; CHIẾN LƯỢC kính trình Hội đồng Quản trị / Ban Tổng Giám đốc Công ty xem xét và phê duyệt nội dung sau:</w:t>
-      </w:r>
-    </w:p>
-    <w:p>
-      <w:pPr>
-        <w:spacing w:before="200" w:after="80"/>
-      </w:pPr>
-      <w:r>
-        <w:rPr>
+          <w:rFonts w:ascii="Times New Roman" w:hAnsi="Times New Roman" w:eastAsia="Times New Roman"/>
           <w:b/>
           <w:sz w:val="26"/>
         </w:rPr>
-        <w:t xml:space="preserve">I. SỰ CẦN THIẾT VÀ CĂN CỨ THỰC TIỄN</w:t>
+        <w:t xml:space="preserve">Kính gửi: Hội đồng Quản trị / Ban Tổng Giám đốc Công ty</w:t>
       </w:r>
     </w:p>
     <w:p>
@@ -175,9 +179,125 @@
       </w:pPr>
       <w:r>
         <w:rPr>
+          <w:rFonts w:ascii="Times New Roman" w:hAnsi="Times New Roman" w:eastAsia="Times New Roman"/>
+          <w:sz w:val="26"/>
+        </w:rPr>
+        <w:t xml:space="preserve">Căn cứ vào định hướng chiến lược phát triển và tình hình hoạt động sản xuất kinh doanh thực tế của Công ty; căn cứ vào chức năng, nhiệm vụ được giao, PHÒNG KẾ HOẠCH &amp; CHIẾN LƯỢC kính trình Hội đồng Quản trị / Ban Tổng Giám đốc Công ty xem xét và phê duyệt nội dung sau:</w:t>
+      </w:r>
+    </w:p>
+    <w:p>
+      <w:pPr>
+        <w:spacing w:before="200" w:after="80"/>
+        <w:ind w:firstLine="0"/>
+        <w:jc w:val="both"/>
+      </w:pPr>
+      <w:r>
+        <w:rPr>
+          <w:rFonts w:ascii="Times New Roman" w:hAnsi="Times New Roman" w:eastAsia="Times New Roman"/>
+          <w:b/>
+          <w:sz w:val="26"/>
+        </w:rPr>
+        <w:t xml:space="preserve">I. SỰ CẦN THIẾT VÀ CĂN CỨ THỰC TIỄN</w:t>
+      </w:r>
+    </w:p>
+    <w:p>
+      <w:pPr>
+        <w:spacing w:before="40" w:after="80" w:line="312" w:lineRule="auto"/>
+        <w:ind w:firstLine="0"/>
+        <w:jc w:val="both"/>
+      </w:pPr>
+      <w:r>
+        <w:rPr>
+          <w:rFonts w:ascii="Times New Roman" w:hAnsi="Times New Roman" w:eastAsia="Times New Roman"/>
           <w:sz w:val="26"/>
         </w:rPr>
         <w:t xml:space="preserve">1. Bối cảnh và lý do đề xuất: Nêu rõ thực trạng hiện tại, những khó khăn bất cập hoặc cơ hội mới đòi hỏi phải thực hiện dự án/chính sách mới.</w:t>
+      </w:r>
+    </w:p>
+    <w:p>
+      <w:pPr>
+        <w:spacing w:before="40" w:after="80" w:line="312" w:lineRule="auto"/>
+        <w:ind w:firstLine="0"/>
+        <w:jc w:val="both"/>
+      </w:pPr>
+      <w:r>
+        <w:rPr>
+          <w:rFonts w:ascii="Times New Roman" w:hAnsi="Times New Roman" w:eastAsia="Times New Roman"/>
+          <w:sz w:val="26"/>
+        </w:rPr>
+        <w:t xml:space="preserve">2. Mục tiêu hướng tới: Xác định rõ mục tiêu định lượng và định tính nhằm giải quyết triệt để các vấn đề nêu trên, nâng cao hiệu quả vận hành của đơn vị.</w:t>
+      </w:r>
+    </w:p>
+    <w:p>
+      <w:pPr>
+        <w:spacing w:before="200" w:after="80"/>
+        <w:ind w:firstLine="0"/>
+        <w:jc w:val="both"/>
+      </w:pPr>
+      <w:r>
+        <w:rPr>
+          <w:rFonts w:ascii="Times New Roman" w:hAnsi="Times New Roman" w:eastAsia="Times New Roman"/>
+          <w:b/>
+          <w:sz w:val="26"/>
+        </w:rPr>
+        <w:t xml:space="preserve">II. NỘI DUNG ĐỀ XUẤT VÀ PHƯƠNG ÁN TRIỂN KHAI</w:t>
+      </w:r>
+    </w:p>
+    <w:p>
+      <w:pPr>
+        <w:spacing w:before="40" w:after="80" w:line="312" w:lineRule="auto"/>
+        <w:ind w:firstLine="0"/>
+        <w:jc w:val="both"/>
+      </w:pPr>
+      <w:r>
+        <w:rPr>
+          <w:rFonts w:ascii="Times New Roman" w:hAnsi="Times New Roman" w:eastAsia="Times New Roman"/>
+          <w:sz w:val="26"/>
+        </w:rPr>
+        <w:t xml:space="preserve">1. Nội dung chi tiết phương án: Trình bày giải pháp cụ thể, quy trình áp dụng và phạm vi triển khai trên toàn hệ thống.</w:t>
+      </w:r>
+    </w:p>
+    <w:p>
+      <w:pPr>
+        <w:spacing w:before="40" w:after="80" w:line="312" w:lineRule="auto"/>
+        <w:ind w:firstLine="0"/>
+        <w:jc w:val="both"/>
+      </w:pPr>
+      <w:r>
+        <w:rPr>
+          <w:rFonts w:ascii="Times New Roman" w:hAnsi="Times New Roman" w:eastAsia="Times New Roman"/>
+          <w:sz w:val="26"/>
+        </w:rPr>
+        <w:t xml:space="preserve">2. Dự toán ngân sách và nguồn lực: Bảng phân bổ chi phí, nhân sự tham gia và lộ trình giải ngân từng giai đoạn.</w:t>
+      </w:r>
+    </w:p>
+    <w:p>
+      <w:pPr>
+        <w:spacing w:before="40" w:after="80" w:line="312" w:lineRule="auto"/>
+        <w:ind w:firstLine="0"/>
+        <w:jc w:val="both"/>
+      </w:pPr>
+      <w:r>
+        <w:rPr>
+          <w:rFonts w:ascii="Times New Roman" w:hAnsi="Times New Roman" w:eastAsia="Times New Roman"/>
+          <w:sz w:val="26"/>
+        </w:rPr>
+        <w:t xml:space="preserve">3. Tiến độ thực hiện: Kế hoạch mốc thời gian từ khâu chuẩn bị, nghiệm thu đến vận hành chính thức.</w:t>
+      </w:r>
+    </w:p>
+    <w:p>
+      <w:pPr>
+        <w:spacing w:before="200" w:after="80"/>
+        <w:ind w:firstLine="0"/>
+        <w:jc w:val="both"/>
+      </w:pPr>
+      <w:r>
+        <w:rPr>
+          <w:rFonts w:ascii="Times New Roman" w:hAnsi="Times New Roman" w:eastAsia="Times New Roman"/>
+          <w:b/>
+          <w:sz w:val="26"/>
+        </w:rPr>
+        <w:t xml:space="preserve">III. KIẾN NGHỊ VÀ ĐỀ XUẤT PHÊ DUYỆT</w:t>
       </w:r>
     </w:p>
     <w:p>
@@ -188,21 +308,38 @@
       </w:pPr>
       <w:r>
         <w:rPr>
-          <w:sz w:val="26"/>
-        </w:rPr>
-        <w:t xml:space="preserve">2. Mục tiêu hướng tới: Xác định rõ mục tiêu định lượng và định tính nhằm giải quyết triệt để các vấn đề nêu trên, nâng cao hiệu quả vận hành của đơn vị.</w:t>
-      </w:r>
-    </w:p>
-    <w:p>
-      <w:pPr>
-        <w:spacing w:before="200" w:after="80"/>
-      </w:pPr>
-      <w:r>
-        <w:rPr>
-          <w:b/>
-          <w:sz w:val="26"/>
-        </w:rPr>
-        <w:t xml:space="preserve">II. NỘI DUNG ĐỀ XUẤT VÀ PHƯƠNG ÁN TRIỂN KHAI</w:t>
+          <w:rFonts w:ascii="Times New Roman" w:hAnsi="Times New Roman" w:eastAsia="Times New Roman"/>
+          <w:sz w:val="26"/>
+        </w:rPr>
+        <w:t xml:space="preserve">Để đảm bảo tiến độ và hiệu quả công việc, PHÒNG KẾ HOẠCH &amp; CHIẾN LƯỢC kính trình Hội đồng Quản trị / Ban Tổng Giám đốc Công ty xem xét và quyết định:</w:t>
+      </w:r>
+    </w:p>
+    <w:p>
+      <w:pPr>
+        <w:spacing w:before="40" w:after="80" w:line="312" w:lineRule="auto"/>
+        <w:ind w:firstLine="0"/>
+        <w:jc w:val="both"/>
+      </w:pPr>
+      <w:r>
+        <w:rPr>
+          <w:rFonts w:ascii="Times New Roman" w:hAnsi="Times New Roman" w:eastAsia="Times New Roman"/>
+          <w:sz w:val="26"/>
+        </w:rPr>
+        <w:t xml:space="preserve">1. Phê duyệt chủ trương và kế hoạch triển khai chi tiết theo phương án nêu tại Phần II.</w:t>
+      </w:r>
+    </w:p>
+    <w:p>
+      <w:pPr>
+        <w:spacing w:before="40" w:after="80" w:line="312" w:lineRule="auto"/>
+        <w:ind w:firstLine="0"/>
+        <w:jc w:val="both"/>
+      </w:pPr>
+      <w:r>
+        <w:rPr>
+          <w:rFonts w:ascii="Times New Roman" w:hAnsi="Times New Roman" w:eastAsia="Times New Roman"/>
+          <w:sz w:val="26"/>
+        </w:rPr>
+        <w:t xml:space="preserve">2. Phê duyệt dự toán ngân sách thực hiện và giao các bộ phận liên quan phối hợp triển khai.</w:t>
       </w:r>
     </w:p>
     <w:p>
@@ -213,96 +350,7 @@
       </w:pPr>
       <w:r>
         <w:rPr>
-          <w:sz w:val="26"/>
-        </w:rPr>
-        <w:t xml:space="preserve">1. Nội dung chi tiết phương án: Trình bày giải pháp cụ thể, quy trình áp dụng và phạm vi triển khai trên toàn hệ thống.</w:t>
-      </w:r>
-    </w:p>
-    <w:p>
-      <w:pPr>
-        <w:spacing w:before="60" w:after="120" w:line="312" w:lineRule="auto"/>
-        <w:ind w:firstLine="709"/>
-        <w:jc w:val="both"/>
-      </w:pPr>
-      <w:r>
-        <w:rPr>
-          <w:sz w:val="26"/>
-        </w:rPr>
-        <w:t xml:space="preserve">2. Dự toán ngân sách và nguồn lực: Bảng phân bổ chi phí, nhân sự tham gia và lộ trình giải ngân từng giai đoạn.</w:t>
-      </w:r>
-    </w:p>
-    <w:p>
-      <w:pPr>
-        <w:spacing w:before="60" w:after="120" w:line="312" w:lineRule="auto"/>
-        <w:ind w:firstLine="709"/>
-        <w:jc w:val="both"/>
-      </w:pPr>
-      <w:r>
-        <w:rPr>
-          <w:sz w:val="26"/>
-        </w:rPr>
-        <w:t xml:space="preserve">3. Tiến độ thực hiện: Kế hoạch mốc thời gian từ khâu chuẩn bị, nghiệm thu đến vận hành chính thức.</w:t>
-      </w:r>
-    </w:p>
-    <w:p>
-      <w:pPr>
-        <w:spacing w:before="200" w:after="80"/>
-      </w:pPr>
-      <w:r>
-        <w:rPr>
-          <w:b/>
-          <w:sz w:val="26"/>
-        </w:rPr>
-        <w:t xml:space="preserve">III. KIẾN NGHỊ VÀ ĐỀ XUẤT PHÊ DUYỆT</w:t>
-      </w:r>
-    </w:p>
-    <w:p>
-      <w:pPr>
-        <w:spacing w:before="60" w:after="120" w:line="312" w:lineRule="auto"/>
-        <w:ind w:firstLine="709"/>
-        <w:jc w:val="both"/>
-      </w:pPr>
-      <w:r>
-        <w:rPr>
-          <w:sz w:val="26"/>
-        </w:rPr>
-        <w:t xml:space="preserve">Để đảm bảo tiến độ và hiệu quả công việc, PHÒNG KẾ HOẠCH &amp; CHIẾN LƯỢC kính trình Hội đồng Quản trị / Ban Tổng Giám đốc Công ty xem xét và quyết định:</w:t>
-      </w:r>
-    </w:p>
-    <w:p>
-      <w:pPr>
-        <w:spacing w:before="60" w:after="80" w:line="312" w:lineRule="auto"/>
-        <w:ind w:firstLine="709"/>
-        <w:jc w:val="both"/>
-      </w:pPr>
-      <w:r>
-        <w:rPr>
-          <w:sz w:val="26"/>
-        </w:rPr>
-        <w:t xml:space="preserve">1. Phê duyệt chủ trương và kế hoạch triển khai chi tiết theo phương án nêu tại Phần II.</w:t>
-      </w:r>
-    </w:p>
-    <w:p>
-      <w:pPr>
-        <w:spacing w:before="60" w:after="120" w:line="312" w:lineRule="auto"/>
-        <w:ind w:firstLine="709"/>
-        <w:jc w:val="both"/>
-      </w:pPr>
-      <w:r>
-        <w:rPr>
-          <w:sz w:val="26"/>
-        </w:rPr>
-        <w:t xml:space="preserve">2. Phê duyệt dự toán ngân sách thực hiện và giao các bộ phận liên quan phối hợp triển khai.</w:t>
-      </w:r>
-    </w:p>
-    <w:p>
-      <w:pPr>
-        <w:spacing w:before="80" w:after="360" w:line="312" w:lineRule="auto"/>
-        <w:ind w:firstLine="709"/>
-        <w:jc w:val="both"/>
-      </w:pPr>
-      <w:r>
-        <w:rPr>
+          <w:rFonts w:ascii="Times New Roman" w:hAnsi="Times New Roman" w:eastAsia="Times New Roman"/>
           <w:sz w:val="26"/>
         </w:rPr>
         <w:t xml:space="preserve">Kính trình Lãnh đạo xem xét, phê duyệt./.</w:t>
@@ -326,88 +374,112 @@
       </w:tblGrid>
       <w:tr>
         <w:tc>
-          <w:p/>
-          <w:p>
-            <w:pPr>
-              <w:spacing w:after="40"/>
-            </w:pPr>
-            <w:r>
-              <w:rPr>
+          <w:p>
+            <w:pPr>
+              <w:spacing w:before="20" w:after="20" w:line="240" w:lineRule="auto"/>
+              <w:rPr>
+                <w:rFonts w:ascii="Times New Roman" w:hAnsi="Times New Roman" w:eastAsia="Times New Roman"/>
+                <w:sz w:val="24"/>
+              </w:rPr>
+            </w:pPr>
+          </w:p>
+          <w:p>
+            <w:pPr>
+              <w:spacing w:before="20" w:after="20" w:line="240" w:lineRule="auto"/>
+            </w:pPr>
+            <w:r>
+              <w:rPr>
+                <w:rFonts w:ascii="Times New Roman" w:hAnsi="Times New Roman" w:eastAsia="Times New Roman"/>
                 <w:b/>
                 <w:i/>
-                <w:sz w:val="22"/>
+                <w:sz w:val="24"/>
               </w:rPr>
               <w:t xml:space="preserve">Nơi nhận:</w:t>
             </w:r>
           </w:p>
           <w:p>
             <w:pPr>
-              <w:spacing w:after="20" w:line="276" w:lineRule="auto"/>
-            </w:pPr>
-            <w:r>
-              <w:rPr>
-                <w:sz w:val="20"/>
+              <w:spacing w:before="20" w:after="20" w:line="240" w:lineRule="auto"/>
+            </w:pPr>
+            <w:r>
+              <w:rPr>
+                <w:rFonts w:ascii="Times New Roman" w:hAnsi="Times New Roman" w:eastAsia="Times New Roman"/>
+                <w:sz w:val="24"/>
               </w:rPr>
               <w:t xml:space="preserve">- Như kính gửi;</w:t>
             </w:r>
           </w:p>
           <w:p>
             <w:pPr>
-              <w:spacing w:after="20" w:line="276" w:lineRule="auto"/>
-            </w:pPr>
-            <w:r>
-              <w:rPr>
-                <w:sz w:val="20"/>
+              <w:spacing w:before="20" w:after="20" w:line="240" w:lineRule="auto"/>
+            </w:pPr>
+            <w:r>
+              <w:rPr>
+                <w:rFonts w:ascii="Times New Roman" w:hAnsi="Times New Roman" w:eastAsia="Times New Roman"/>
+                <w:sz w:val="24"/>
               </w:rPr>
               <w:t xml:space="preserve">- Ban Tổng Giám đốc;</w:t>
             </w:r>
           </w:p>
           <w:p>
             <w:pPr>
-              <w:spacing w:after="20" w:line="276" w:lineRule="auto"/>
-            </w:pPr>
-            <w:r>
-              <w:rPr>
-                <w:sz w:val="20"/>
+              <w:spacing w:before="20" w:after="20" w:line="240" w:lineRule="auto"/>
+            </w:pPr>
+            <w:r>
+              <w:rPr>
+                <w:rFonts w:ascii="Times New Roman" w:hAnsi="Times New Roman" w:eastAsia="Times New Roman"/>
+                <w:sz w:val="24"/>
               </w:rPr>
               <w:t xml:space="preserve">- Phòng Tài chính - Kế toán;</w:t>
             </w:r>
           </w:p>
           <w:p>
             <w:pPr>
-              <w:spacing w:after="20" w:line="276" w:lineRule="auto"/>
-            </w:pPr>
-            <w:r>
-              <w:rPr>
-                <w:sz w:val="20"/>
+              <w:spacing w:before="20" w:after="20" w:line="240" w:lineRule="auto"/>
+            </w:pPr>
+            <w:r>
+              <w:rPr>
+                <w:rFonts w:ascii="Times New Roman" w:hAnsi="Times New Roman" w:eastAsia="Times New Roman"/>
+                <w:sz w:val="24"/>
               </w:rPr>
               <w:t xml:space="preserve">- Lưu: VT, KHCL.</w:t>
             </w:r>
           </w:p>
         </w:tc>
         <w:tc>
-          <w:p/>
-          <w:p>
-            <w:pPr>
-              <w:spacing w:after="800"/>
-              <w:jc w:val="center"/>
-            </w:pPr>
-            <w:r>
-              <w:rPr>
+          <w:p>
+            <w:pPr>
+              <w:spacing w:before="20" w:after="20" w:line="240" w:lineRule="auto"/>
+              <w:rPr>
+                <w:rFonts w:ascii="Times New Roman" w:hAnsi="Times New Roman" w:eastAsia="Times New Roman"/>
+                <w:sz w:val="24"/>
+              </w:rPr>
+            </w:pPr>
+          </w:p>
+          <w:p>
+            <w:pPr>
+              <w:spacing w:before="20" w:after="20" w:line="240" w:lineRule="auto"/>
+              <w:jc w:val="center"/>
+            </w:pPr>
+            <w:r>
+              <w:rPr>
+                <w:rFonts w:ascii="Times New Roman" w:hAnsi="Times New Roman" w:eastAsia="Times New Roman"/>
                 <w:b/>
-                <w:sz w:val="26"/>
+                <w:sz w:val="24"/>
               </w:rPr>
               <w:t xml:space="preserve">TRƯỞNG PHÒNG</w:t>
             </w:r>
           </w:p>
           <w:p>
             <w:pPr>
-              <w:jc w:val="center"/>
-            </w:pPr>
-            <w:r>
-              <w:rPr>
+              <w:spacing w:before="20" w:after="20" w:line="240" w:lineRule="auto"/>
+              <w:jc w:val="center"/>
+            </w:pPr>
+            <w:r>
+              <w:rPr>
+                <w:rFonts w:ascii="Times New Roman" w:hAnsi="Times New Roman" w:eastAsia="Times New Roman"/>
                 <w:b/>
-                <w:sz w:val="26"/>
+                <w:sz w:val="24"/>
               </w:rPr>
               <w:t xml:space="preserve">Nguyễn Văn A</w:t>
             </w:r>
